--- a/SG3_Devices/SG3_Artifacts/SG3_Risks.docx
+++ b/SG3_Devices/SG3_Artifacts/SG3_Risks.docx
@@ -77,7 +77,7 @@
     </w:p>
     <w:sdt>
       <w:sdtPr>
-        <w:id w:val="-233587763"/>
+        <w:id w:val="-40722178"/>
         <w:docPartObj>
           <w:docPartGallery w:val="Table of Contents"/>
           <w:docPartUnique w:val="1"/>
@@ -2158,9 +2158,54 @@
                 <w:szCs w:val="20"/>
                 <w:rtl w:val="0"/>
               </w:rPr>
-              <w:t xml:space="preserve">Mustafa Al-Bayati</w:t>
+              <w:t xml:space="preserve">Mustafa Al-Bayati, Ryad Hazin, Sergej Macut, Tony Nguyen</w:t>
             </w:r>
           </w:p>
+        </w:tc>
+      </w:tr>
+      <w:tr>
+        <w:trPr>
+          <w:cantSplit w:val="0"/>
+          <w:tblHeader w:val="0"/>
+        </w:trPr>
+        <w:tc>
+          <w:tcPr>
+            <w:tcBorders>
+              <w:top w:color="000000" w:space="0" w:sz="6" w:val="single"/>
+              <w:left w:color="000000" w:space="0" w:sz="6" w:val="single"/>
+              <w:bottom w:color="000000" w:space="0" w:sz="6" w:val="single"/>
+              <w:right w:color="000000" w:space="0" w:sz="6" w:val="single"/>
+            </w:tcBorders>
+          </w:tcPr>
+          <w:p>
+            <w:pPr>
+              <w:keepLines w:val="1"/>
+              <w:widowControl w:val="0"/>
+              <w:spacing w:after="120" w:lineRule="auto"/>
+              <w:rPr>
+                <w:sz w:val="20"/>
+                <w:szCs w:val="20"/>
+              </w:rPr>
+            </w:pPr>
+            <w:r>
+              <w:rPr>
+                <w:sz w:val="20"/>
+                <w:szCs w:val="20"/>
+                <w:rtl w:val="0"/>
+              </w:rPr>
+              <w:t xml:space="preserve">2026-05-08</w:t>
+            </w:r>
+          </w:p>
+        </w:tc>
+        <w:tc>
+          <w:tcPr>
+            <w:tcBorders>
+              <w:top w:color="000000" w:space="0" w:sz="6" w:val="single"/>
+              <w:left w:color="000000" w:space="0" w:sz="6" w:val="single"/>
+              <w:bottom w:color="000000" w:space="0" w:sz="6" w:val="single"/>
+              <w:right w:color="000000" w:space="0" w:sz="6" w:val="single"/>
+            </w:tcBorders>
+          </w:tcPr>
           <w:p>
             <w:pPr>
               <w:keepNext w:val="0"/>
@@ -2189,9 +2234,43 @@
                 <w:szCs w:val="20"/>
                 <w:rtl w:val="0"/>
               </w:rPr>
-              <w:t xml:space="preserve">Ryad Hazin </w:t>
+              <w:t xml:space="preserve">1.5</w:t>
             </w:r>
           </w:p>
+        </w:tc>
+        <w:tc>
+          <w:tcPr>
+            <w:vAlign w:val="top"/>
+          </w:tcPr>
+          <w:p>
+            <w:pPr>
+              <w:keepLines w:val="1"/>
+              <w:widowControl w:val="0"/>
+              <w:spacing w:after="120" w:lineRule="auto"/>
+              <w:rPr>
+                <w:sz w:val="20"/>
+                <w:szCs w:val="20"/>
+              </w:rPr>
+            </w:pPr>
+            <w:r>
+              <w:rPr>
+                <w:sz w:val="20"/>
+                <w:szCs w:val="20"/>
+                <w:rtl w:val="0"/>
+              </w:rPr>
+              <w:t xml:space="preserve">Updated file to contain Table of content.</w:t>
+            </w:r>
+          </w:p>
+        </w:tc>
+        <w:tc>
+          <w:tcPr>
+            <w:tcBorders>
+              <w:top w:color="000000" w:space="0" w:sz="6" w:val="single"/>
+              <w:left w:color="000000" w:space="0" w:sz="6" w:val="single"/>
+              <w:bottom w:color="000000" w:space="0" w:sz="6" w:val="single"/>
+              <w:right w:color="000000" w:space="0" w:sz="6" w:val="single"/>
+            </w:tcBorders>
+          </w:tcPr>
           <w:p>
             <w:pPr>
               <w:keepNext w:val="0"/>
@@ -2216,42 +2295,8 @@
             </w:pPr>
             <w:r>
               <w:rPr>
-                <w:sz w:val="20"/>
-                <w:szCs w:val="20"/>
-                <w:rtl w:val="0"/>
-              </w:rPr>
-              <w:t xml:space="preserve">Sergej Macut</w:t>
-            </w:r>
-          </w:p>
-          <w:p>
-            <w:pPr>
-              <w:keepNext w:val="0"/>
-              <w:keepLines w:val="1"/>
-              <w:pageBreakBefore w:val="0"/>
-              <w:widowControl w:val="0"/>
-              <w:pBdr>
-                <w:top w:space="0" w:sz="0" w:val="nil"/>
-                <w:left w:space="0" w:sz="0" w:val="nil"/>
-                <w:bottom w:space="0" w:sz="0" w:val="nil"/>
-                <w:right w:space="0" w:sz="0" w:val="nil"/>
-                <w:between w:space="0" w:sz="0" w:val="nil"/>
-              </w:pBdr>
-              <w:shd w:fill="auto" w:val="clear"/>
-              <w:spacing w:after="120" w:before="0" w:line="240" w:lineRule="auto"/>
-              <w:ind w:left="0" w:right="0" w:firstLine="0"/>
-              <w:jc w:val="left"/>
-              <w:rPr>
-                <w:sz w:val="20"/>
-                <w:szCs w:val="20"/>
-              </w:rPr>
-            </w:pPr>
-            <w:r>
-              <w:rPr>
-                <w:sz w:val="20"/>
-                <w:szCs w:val="20"/>
-                <w:rtl w:val="0"/>
-              </w:rPr>
-              <w:t xml:space="preserve">Tony Nguyen</w:t>
+                <w:rtl w:val="0"/>
+              </w:rPr>
             </w:r>
           </w:p>
         </w:tc>
